--- a/zhs/docx/028.content.docx
+++ b/zhs/docx/028.content.docx
@@ -238,36 +238,24 @@
         </w:rPr>
         <w:t>神告诉百姓，他们必须为他们的</w:t>
       </w:r>
-      <w:hyperlink r:id="rId13">
-        <w:r>
-          <w:rPr>
-            <w:lang w:val="zh_CN" w:bidi="zh_CN"/>
-          </w:rPr>
-          <w:rPr>
-            <w:color w:val="0000EE"/>
-            <w:u w:val="single"/>
-          </w:rPr>
-          <w:t>罪</w:t>
-        </w:r>
-      </w:hyperlink>
+      <w:r>
+        <w:rPr>
+          <w:lang w:val="zh_CN" w:bidi="zh_CN"/>
+        </w:rPr>
+        <w:t>罪</w:t>
+      </w:r>
       <w:r>
         <w:rPr>
           <w:lang w:val="zh_CN" w:bidi="zh_CN"/>
         </w:rPr>
         <w:t>悔改。 当人们悔改时，神会</w:t>
       </w:r>
-      <w:hyperlink r:id="rId14">
-        <w:r>
-          <w:rPr>
-            <w:lang w:val="zh_CN" w:bidi="zh_CN"/>
-          </w:rPr>
-          <w:rPr>
-            <w:color w:val="0000EE"/>
-            <w:u w:val="single"/>
-          </w:rPr>
-          <w:t>赦免</w:t>
-        </w:r>
-      </w:hyperlink>
+      <w:r>
+        <w:rPr>
+          <w:lang w:val="zh_CN" w:bidi="zh_CN"/>
+        </w:rPr>
+        <w:t>赦免</w:t>
+      </w:r>
       <w:r>
         <w:rPr>
           <w:lang w:val="zh_CN" w:bidi="zh_CN"/>
@@ -453,7 +441,7 @@
           <w:lang w:val="zh_CN" w:bidi="zh_CN"/>
         </w:rPr>
       </w:r>
-      <w:hyperlink r:id="rId15">
+      <w:hyperlink r:id="rId13">
         <w:r>
           <w:rPr>
             <w:lang w:val="zh_CN" w:bidi="zh_CN"/>
@@ -524,25 +512,7 @@
         <w:rPr>
           <w:lang w:val="zh_CN" w:bidi="zh_CN"/>
         </w:rPr>
-        <w:t>是</w:t>
-      </w:r>
-      <w:hyperlink r:id="rId16">
-        <w:r>
-          <w:rPr>
-            <w:lang w:val="zh_CN" w:bidi="zh_CN"/>
-          </w:rPr>
-          <w:rPr>
-            <w:color w:val="0000EE"/>
-            <w:u w:val="single"/>
-          </w:rPr>
-          <w:t>以色列人</w:t>
-        </w:r>
-      </w:hyperlink>
-      <w:r>
-        <w:rPr>
-          <w:lang w:val="zh_CN" w:bidi="zh_CN"/>
-        </w:rPr>
-        <w:t>敬拜神的地方。 会幕的另一个名称是"帐幕"，因为这个帐篷是以色列人可以与神相遇的地方。</w:t>
+        <w:t>是以色列人敬拜神的地方。 会幕的另一个名称是"帐幕"，因为这个帐篷是以色列人可以与神相遇的地方。</w:t>
       </w:r>
     </w:p>
     <w:p>
@@ -556,110 +526,50 @@
         <w:rPr>
           <w:lang w:val="zh_CN" w:bidi="zh_CN"/>
         </w:rPr>
-        <w:t>在耶稣出生前的几千年，神将</w:t>
-      </w:r>
-      <w:hyperlink r:id="rId17">
-        <w:r>
-          <w:rPr>
-            <w:lang w:val="zh_CN" w:bidi="zh_CN"/>
-          </w:rPr>
-          <w:rPr>
-            <w:color w:val="0000EE"/>
-            <w:u w:val="single"/>
-          </w:rPr>
-          <w:t>亚伯拉罕</w:t>
-        </w:r>
-      </w:hyperlink>
-      <w:r>
-        <w:rPr>
-          <w:lang w:val="zh_CN" w:bidi="zh_CN"/>
-        </w:rPr>
-        <w:t>的后裔以色列人从埃及的奴役中解放出来。 以色列人的首领是摩西。 神指示摩西关于以色列人</w:t>
-      </w:r>
-      <w:hyperlink r:id="rId18">
-        <w:r>
-          <w:rPr>
-            <w:lang w:val="zh_CN" w:bidi="zh_CN"/>
-          </w:rPr>
-          <w:rPr>
-            <w:color w:val="0000EE"/>
-            <w:u w:val="single"/>
-          </w:rPr>
-          <w:t>敬拜</w:t>
-        </w:r>
-      </w:hyperlink>
-      <w:r>
-        <w:rPr>
-          <w:lang w:val="zh_CN" w:bidi="zh_CN"/>
-        </w:rPr>
-        <w:t>神的正确方式。 因为神是</w:t>
-      </w:r>
-      <w:hyperlink r:id="rId19">
-        <w:r>
-          <w:rPr>
-            <w:lang w:val="zh_CN" w:bidi="zh_CN"/>
-          </w:rPr>
-          <w:rPr>
-            <w:color w:val="0000EE"/>
-            <w:u w:val="single"/>
-          </w:rPr>
-          <w:t>圣洁的</w:t>
-        </w:r>
-      </w:hyperlink>
+        <w:t>在耶稣出生前的几千年，神将亚伯拉罕的后裔以色列人从埃及的奴役中解放出来。 以色列人的首领是摩西。 神指示摩西关于以色列人敬拜神的正确方式。 因为神是</w:t>
+      </w:r>
+      <w:r>
+        <w:rPr>
+          <w:lang w:val="zh_CN" w:bidi="zh_CN"/>
+        </w:rPr>
+        <w:t>圣洁的</w:t>
+      </w:r>
       <w:r>
         <w:rPr>
           <w:lang w:val="zh_CN" w:bidi="zh_CN"/>
         </w:rPr>
         <w:t>，人是</w:t>
       </w:r>
-      <w:hyperlink r:id="rId13">
-        <w:r>
-          <w:rPr>
-            <w:lang w:val="zh_CN" w:bidi="zh_CN"/>
-          </w:rPr>
-          <w:rPr>
-            <w:color w:val="0000EE"/>
-            <w:u w:val="single"/>
-          </w:rPr>
-          <w:t>有罪的</w:t>
-        </w:r>
-      </w:hyperlink>
+      <w:r>
+        <w:rPr>
+          <w:lang w:val="zh_CN" w:bidi="zh_CN"/>
+        </w:rPr>
+        <w:t>有罪的</w:t>
+      </w:r>
       <w:r>
         <w:rPr>
           <w:lang w:val="zh_CN" w:bidi="zh_CN"/>
         </w:rPr>
         <w:t>，所以人不能照著他们本来的样子来到神面前。 神不能容忍罪，任何直接来到神面前的人都会死。 但在那个时候，神使人们有可以通过</w:t>
       </w:r>
-      <w:hyperlink r:id="rId20">
-        <w:r>
-          <w:rPr>
-            <w:lang w:val="zh_CN" w:bidi="zh_CN"/>
-          </w:rPr>
-          <w:rPr>
-            <w:color w:val="0000EE"/>
-            <w:u w:val="single"/>
-          </w:rPr>
-          <w:t>献祭</w:t>
-        </w:r>
-      </w:hyperlink>
+      <w:r>
+        <w:rPr>
+          <w:lang w:val="zh_CN" w:bidi="zh_CN"/>
+        </w:rPr>
+        <w:t>献祭</w:t>
+      </w:r>
       <w:r>
         <w:rPr>
           <w:lang w:val="zh_CN" w:bidi="zh_CN"/>
         </w:rPr>
         <w:t>和其他使人</w:t>
       </w:r>
-      <w:hyperlink r:id="rId21">
-        <w:r>
-          <w:rPr>
-            <w:lang w:val="zh_CN" w:bidi="zh_CN"/>
-          </w:rPr>
-          <w:rPr>
-            <w:color w:val="0000EE"/>
-            <w:u w:val="single"/>
-          </w:rPr>
-          <w:t>洁净</w:t>
-        </w:r>
-      </w:hyperlink>
+      <w:r>
+        <w:rPr>
+          <w:lang w:val="zh_CN" w:bidi="zh_CN"/>
+        </w:rPr>
+        <w:t>洁净</w:t>
+      </w:r>
       <w:r>
         <w:rPr>
           <w:lang w:val="zh_CN" w:bidi="zh_CN"/>
@@ -688,18 +598,12 @@
           <w:lang w:val="zh_CN" w:bidi="zh_CN"/>
         </w:rPr>
       </w:r>
-      <w:hyperlink r:id="rId22">
-        <w:r>
-          <w:rPr>
-            <w:lang w:val="zh_CN" w:bidi="zh_CN"/>
-          </w:rPr>
-          <w:rPr>
-            <w:color w:val="0000EE"/>
-            <w:u w:val="single"/>
-          </w:rPr>
-          <w:t>祭司</w:t>
-        </w:r>
-      </w:hyperlink>
+      <w:r>
+        <w:rPr>
+          <w:lang w:val="zh_CN" w:bidi="zh_CN"/>
+        </w:rPr>
+        <w:t>祭司</w:t>
+      </w:r>
       <w:r>
         <w:rPr>
           <w:lang w:val="zh_CN" w:bidi="zh_CN"/>
@@ -718,25 +622,7 @@
         <w:rPr>
           <w:lang w:val="zh_CN" w:bidi="zh_CN"/>
         </w:rPr>
-        <w:t>会幕前有一个院子。 院子里有一个</w:t>
-      </w:r>
-      <w:hyperlink r:id="rId23">
-        <w:r>
-          <w:rPr>
-            <w:lang w:val="zh_CN" w:bidi="zh_CN"/>
-          </w:rPr>
-          <w:rPr>
-            <w:color w:val="0000EE"/>
-            <w:u w:val="single"/>
-          </w:rPr>
-          <w:t>祭坛</w:t>
-        </w:r>
-      </w:hyperlink>
-      <w:r>
-        <w:rPr>
-          <w:lang w:val="zh_CN" w:bidi="zh_CN"/>
-        </w:rPr>
-        <w:t>，是祭司向神献祭的地方。</w:t>
+        <w:t>会幕前有一个院子。 院子里有一个祭坛，是祭司向神献祭的地方。</w:t>
       </w:r>
     </w:p>
     <w:p>
@@ -752,54 +638,36 @@
         </w:rPr>
         <w:t>会幕本身被分成两部分。 第一部分被称为"圣所"。 只有祭司才能进入那个地方。 这个地方里有一张桌子，放着12个饼，祭司每周更换；一盏</w:t>
       </w:r>
-      <w:hyperlink r:id="rId24">
-        <w:r>
-          <w:rPr>
-            <w:lang w:val="zh_CN" w:bidi="zh_CN"/>
-          </w:rPr>
-          <w:rPr>
-            <w:color w:val="0000EE"/>
-            <w:u w:val="single"/>
-          </w:rPr>
-          <w:t>油灯</w:t>
-        </w:r>
-      </w:hyperlink>
+      <w:r>
+        <w:rPr>
+          <w:lang w:val="zh_CN" w:bidi="zh_CN"/>
+        </w:rPr>
+        <w:t>油灯</w:t>
+      </w:r>
       <w:r>
         <w:rPr>
           <w:lang w:val="zh_CN" w:bidi="zh_CN"/>
         </w:rPr>
         <w:t>始终燃烧著，还有一座小祭坛，祭司在其上燃烧带香味的香料。 所有这些物品都是具有更大意义的象征或图象。 祭司吃饼，可能象征著与神一起吃饭；这表明了人们可以与神保持良好的关系。 在圣经中，油通常是</w:t>
       </w:r>
-      <w:hyperlink r:id="rId25">
-        <w:r>
-          <w:rPr>
-            <w:lang w:val="zh_CN" w:bidi="zh_CN"/>
-          </w:rPr>
-          <w:rPr>
-            <w:color w:val="0000EE"/>
-            <w:u w:val="single"/>
-          </w:rPr>
-          <w:t>圣灵</w:t>
-        </w:r>
-      </w:hyperlink>
+      <w:r>
+        <w:rPr>
+          <w:lang w:val="zh_CN" w:bidi="zh_CN"/>
+        </w:rPr>
+        <w:t>圣灵</w:t>
+      </w:r>
       <w:r>
         <w:rPr>
           <w:lang w:val="zh_CN" w:bidi="zh_CN"/>
         </w:rPr>
         <w:t>和神大能的象征。 因此，油灯象征著神与百姓同在。 香气中的香料象征著人们向神献上的</w:t>
       </w:r>
-      <w:hyperlink r:id="rId26">
-        <w:r>
-          <w:rPr>
-            <w:lang w:val="zh_CN" w:bidi="zh_CN"/>
-          </w:rPr>
-          <w:rPr>
-            <w:color w:val="0000EE"/>
-            <w:u w:val="single"/>
-          </w:rPr>
-          <w:t>祷告</w:t>
-        </w:r>
-      </w:hyperlink>
+      <w:r>
+        <w:rPr>
+          <w:lang w:val="zh_CN" w:bidi="zh_CN"/>
+        </w:rPr>
+        <w:t>祷告</w:t>
+      </w:r>
       <w:r>
         <w:rPr>
           <w:lang w:val="zh_CN" w:bidi="zh_CN"/>
@@ -820,18 +688,12 @@
         </w:rPr>
         <w:t>圣所的尽头挂着一层沉重的幔子。 这幅帐幕的后面是"至圣所"。 这个最神圣的地方内有约柜。 这是一个木箱，内外完全被金子覆盖。 箱子顶部有两个长着翅膀的受造物，代表一种特别的</w:t>
       </w:r>
-      <w:hyperlink r:id="rId27">
-        <w:r>
-          <w:rPr>
-            <w:lang w:val="zh_CN" w:bidi="zh_CN"/>
-          </w:rPr>
-          <w:rPr>
-            <w:color w:val="0000EE"/>
-            <w:u w:val="single"/>
-          </w:rPr>
-          <w:t>天使</w:t>
-        </w:r>
-      </w:hyperlink>
+      <w:r>
+        <w:rPr>
+          <w:lang w:val="zh_CN" w:bidi="zh_CN"/>
+        </w:rPr>
+        <w:t>天使</w:t>
+      </w:r>
       <w:r>
         <w:rPr>
           <w:lang w:val="zh_CN" w:bidi="zh_CN"/>
@@ -850,38 +712,14 @@
         <w:rPr>
           <w:lang w:val="zh_CN" w:bidi="zh_CN"/>
         </w:rPr>
-        <w:t>这是最神圣的地方，因为神自己就在这个地方。 只有</w:t>
-      </w:r>
-      <w:hyperlink r:id="rId28">
-        <w:r>
-          <w:rPr>
-            <w:lang w:val="zh_CN" w:bidi="zh_CN"/>
-          </w:rPr>
-          <w:rPr>
-            <w:color w:val="0000EE"/>
-            <w:u w:val="single"/>
-          </w:rPr>
-          <w:t>大祭司</w:t>
-        </w:r>
-      </w:hyperlink>
-      <w:r>
-        <w:rPr>
-          <w:lang w:val="zh_CN" w:bidi="zh_CN"/>
-        </w:rPr>
-        <w:t>，也就是最重要的祭司，才能进入这个地方，而且他每年只能进入一次。 大祭司在"赎罪日"，即</w:t>
-      </w:r>
-      <w:hyperlink r:id="rId14">
-        <w:r>
-          <w:rPr>
-            <w:lang w:val="zh_CN" w:bidi="zh_CN"/>
-          </w:rPr>
-          <w:rPr>
-            <w:color w:val="0000EE"/>
-            <w:u w:val="single"/>
-          </w:rPr>
-          <w:t>赦免</w:t>
-        </w:r>
-      </w:hyperlink>
+        <w:t>这是最神圣的地方，因为神自己就在这个地方。 只有大祭司，也就是最重要的祭司，才能进入这个地方，而且他每年只能进入一次。 大祭司在"赎罪日"，即</w:t>
+      </w:r>
+      <w:r>
+        <w:rPr>
+          <w:lang w:val="zh_CN" w:bidi="zh_CN"/>
+        </w:rPr>
+        <w:t>赦免</w:t>
+      </w:r>
       <w:r>
         <w:rPr>
           <w:lang w:val="zh_CN" w:bidi="zh_CN"/>
@@ -902,18 +740,12 @@
         </w:rPr>
         <w:t>很久以后，当以色列人在这块土地上定居时，他们用一座永久性的建筑，即</w:t>
       </w:r>
-      <w:hyperlink r:id="rId29">
-        <w:r>
-          <w:rPr>
-            <w:lang w:val="zh_CN" w:bidi="zh_CN"/>
-          </w:rPr>
-          <w:rPr>
-            <w:color w:val="0000EE"/>
-            <w:u w:val="single"/>
-          </w:rPr>
-          <w:t>圣殿</w:t>
-        </w:r>
-      </w:hyperlink>
+      <w:r>
+        <w:rPr>
+          <w:lang w:val="zh_CN" w:bidi="zh_CN"/>
+        </w:rPr>
+        <w:t>圣殿</w:t>
+      </w:r>
       <w:r>
         <w:rPr>
           <w:lang w:val="zh_CN" w:bidi="zh_CN"/>
@@ -973,7 +805,7 @@
           <w:lang w:val="zh_CN" w:bidi="zh_CN"/>
         </w:rPr>
       </w:r>
-      <w:hyperlink r:id="rId15">
+      <w:hyperlink r:id="rId13">
         <w:r>
           <w:rPr>
             <w:lang w:val="zh_CN" w:bidi="zh_CN"/>
@@ -1046,48 +878,30 @@
         </w:rPr>
         <w:t>是</w:t>
       </w:r>
-      <w:hyperlink r:id="rId30">
-        <w:r>
-          <w:rPr>
-            <w:lang w:val="zh_CN" w:bidi="zh_CN"/>
-          </w:rPr>
-          <w:rPr>
-            <w:color w:val="0000EE"/>
-            <w:u w:val="single"/>
-          </w:rPr>
-          <w:t>犹太人</w:t>
-        </w:r>
-      </w:hyperlink>
-      <w:hyperlink r:id="rId26">
-        <w:r>
-          <w:rPr>
-            <w:lang w:val="zh_CN" w:bidi="zh_CN"/>
-          </w:rPr>
-          <w:rPr>
-            <w:color w:val="0000EE"/>
-            <w:u w:val="single"/>
-          </w:rPr>
-          <w:t>祷告</w:t>
-        </w:r>
-      </w:hyperlink>
+      <w:r>
+        <w:rPr>
+          <w:lang w:val="zh_CN" w:bidi="zh_CN"/>
+        </w:rPr>
+        <w:t>犹太人</w:t>
+      </w:r>
+      <w:r>
+        <w:rPr>
+          <w:lang w:val="zh_CN" w:bidi="zh_CN"/>
+        </w:rPr>
+        <w:t>祷告</w:t>
+      </w:r>
       <w:r>
         <w:rPr>
           <w:lang w:val="zh_CN" w:bidi="zh_CN"/>
         </w:rPr>
         <w:t>和学习</w:t>
       </w:r>
-      <w:hyperlink r:id="rId31">
-        <w:r>
-          <w:rPr>
-            <w:lang w:val="zh_CN" w:bidi="zh_CN"/>
-          </w:rPr>
-          <w:rPr>
-            <w:color w:val="0000EE"/>
-            <w:u w:val="single"/>
-          </w:rPr>
-          <w:t>经文</w:t>
-        </w:r>
-      </w:hyperlink>
+      <w:r>
+        <w:rPr>
+          <w:lang w:val="zh_CN" w:bidi="zh_CN"/>
+        </w:rPr>
+        <w:t>经文</w:t>
+      </w:r>
       <w:r>
         <w:rPr>
           <w:lang w:val="zh_CN" w:bidi="zh_CN"/>
@@ -1108,72 +922,48 @@
         </w:rPr>
         <w:t>会堂与</w:t>
       </w:r>
-      <w:hyperlink r:id="rId29">
-        <w:r>
-          <w:rPr>
-            <w:lang w:val="zh_CN" w:bidi="zh_CN"/>
-          </w:rPr>
-          <w:rPr>
-            <w:color w:val="0000EE"/>
-            <w:u w:val="single"/>
-          </w:rPr>
-          <w:t>圣殿</w:t>
-        </w:r>
-      </w:hyperlink>
+      <w:r>
+        <w:rPr>
+          <w:lang w:val="zh_CN" w:bidi="zh_CN"/>
+        </w:rPr>
+        <w:t>圣殿</w:t>
+      </w:r>
       <w:r>
         <w:rPr>
           <w:lang w:val="zh_CN" w:bidi="zh_CN"/>
         </w:rPr>
         <w:t>不同。 圣殿是人们向神</w:t>
       </w:r>
-      <w:hyperlink r:id="rId20">
-        <w:r>
-          <w:rPr>
-            <w:lang w:val="zh_CN" w:bidi="zh_CN"/>
-          </w:rPr>
-          <w:rPr>
-            <w:color w:val="0000EE"/>
-            <w:u w:val="single"/>
-          </w:rPr>
-          <w:t>献祭</w:t>
-        </w:r>
-      </w:hyperlink>
+      <w:r>
+        <w:rPr>
+          <w:lang w:val="zh_CN" w:bidi="zh_CN"/>
+        </w:rPr>
+        <w:t>献祭</w:t>
+      </w:r>
       <w:r>
         <w:rPr>
           <w:lang w:val="zh_CN" w:bidi="zh_CN"/>
         </w:rPr>
         <w:t>的地方。 人们不会到会堂献祭。 在</w:t>
       </w:r>
-      <w:hyperlink r:id="rId32">
-        <w:r>
-          <w:rPr>
-            <w:lang w:val="zh_CN" w:bidi="zh_CN"/>
-          </w:rPr>
-          <w:rPr>
-            <w:color w:val="0000EE"/>
-            <w:u w:val="single"/>
-          </w:rPr>
-          <w:t>耶路撒冷</w:t>
-        </w:r>
-      </w:hyperlink>
+      <w:r>
+        <w:rPr>
+          <w:lang w:val="zh_CN" w:bidi="zh_CN"/>
+        </w:rPr>
+        <w:t>耶路撒冷</w:t>
+      </w:r>
       <w:r>
         <w:rPr>
           <w:lang w:val="zh_CN" w:bidi="zh_CN"/>
         </w:rPr>
         <w:t>只有一座犹太人的圣殿，但是却有许多犹太会堂。 我们在旧约中没有听过会堂，但在新约时代，</w:t>
       </w:r>
-      <w:hyperlink r:id="rId33">
-        <w:r>
-          <w:rPr>
-            <w:lang w:val="zh_CN" w:bidi="zh_CN"/>
-          </w:rPr>
-          <w:rPr>
-            <w:color w:val="0000EE"/>
-            <w:u w:val="single"/>
-          </w:rPr>
-          <w:t>以色列</w:t>
-        </w:r>
-      </w:hyperlink>
+      <w:r>
+        <w:rPr>
+          <w:lang w:val="zh_CN" w:bidi="zh_CN"/>
+        </w:rPr>
+        <w:t>以色列</w:t>
+      </w:r>
       <w:r>
         <w:rPr>
           <w:lang w:val="zh_CN" w:bidi="zh_CN"/>
@@ -1194,18 +984,12 @@
         </w:rPr>
         <w:t>犹太人在</w:t>
       </w:r>
-      <w:hyperlink r:id="rId34">
-        <w:r>
-          <w:rPr>
-            <w:lang w:val="zh_CN" w:bidi="zh_CN"/>
-          </w:rPr>
-          <w:rPr>
-            <w:color w:val="0000EE"/>
-            <w:u w:val="single"/>
-          </w:rPr>
-          <w:t>安息日</w:t>
-        </w:r>
-      </w:hyperlink>
+      <w:r>
+        <w:rPr>
+          <w:lang w:val="zh_CN" w:bidi="zh_CN"/>
+        </w:rPr>
+        <w:t>安息日</w:t>
+      </w:r>
       <w:r>
         <w:rPr>
           <w:lang w:val="zh_CN" w:bidi="zh_CN"/>
@@ -1283,41 +1067,17 @@
         </w:rPr>
         <w:t>你不应该使用与</w:t>
       </w:r>
-      <w:hyperlink r:id="rId29">
-        <w:r>
-          <w:rPr>
-            <w:lang w:val="zh_CN" w:bidi="zh_CN"/>
-          </w:rPr>
-          <w:rPr>
-            <w:color w:val="0000EE"/>
-            <w:u w:val="single"/>
-          </w:rPr>
-          <w:t>圣殿</w:t>
-        </w:r>
-      </w:hyperlink>
-      <w:r>
-        <w:rPr>
-          <w:lang w:val="zh_CN" w:bidi="zh_CN"/>
-        </w:rPr>
-        <w:t>相同的词。 你也不应该使用与你用来称呼</w:t>
-      </w:r>
-      <w:hyperlink r:id="rId35">
-        <w:r>
-          <w:rPr>
-            <w:lang w:val="zh_CN" w:bidi="zh_CN"/>
-          </w:rPr>
-          <w:rPr>
-            <w:color w:val="0000EE"/>
-            <w:u w:val="single"/>
-          </w:rPr>
-          <w:t>教会</w:t>
-        </w:r>
-      </w:hyperlink>
-      <w:r>
-        <w:rPr>
-          <w:lang w:val="zh_CN" w:bidi="zh_CN"/>
-        </w:rPr>
-        <w:t>建筑相同的词。 你可以使用"犹太人的会堂"或"祷告殿"之类的短语。</w:t>
+      <w:r>
+        <w:rPr>
+          <w:lang w:val="zh_CN" w:bidi="zh_CN"/>
+        </w:rPr>
+        <w:t>圣殿</w:t>
+      </w:r>
+      <w:r>
+        <w:rPr>
+          <w:lang w:val="zh_CN" w:bidi="zh_CN"/>
+        </w:rPr>
+        <w:t>相同的词。 你也不应该使用与你用来称呼教会建筑相同的词。 你可以使用"犹太人的会堂"或"祷告殿"之类的短语。</w:t>
       </w:r>
       <w:r>
         <w:rPr>
@@ -1372,7 +1132,7 @@
           <w:lang w:val="zh_CN" w:bidi="zh_CN"/>
         </w:rPr>
       </w:r>
-      <w:hyperlink r:id="rId15">
+      <w:hyperlink r:id="rId13">
         <w:r>
           <w:rPr>
             <w:lang w:val="zh_CN" w:bidi="zh_CN"/>

--- a/zhs/docx/028.content.docx
+++ b/zhs/docx/028.content.docx
@@ -415,23 +415,12 @@
         <w:rPr>
           <w:lang w:val="zh_CN" w:bidi="zh_CN"/>
         </w:rPr>
-        <w:t>悔改</w:t>
-      </w:r>
-      <w:r>
-        <w:rPr>
-          <w:lang w:val="zh_CN" w:bidi="zh_CN"/>
-        </w:rPr>
-      </w:r>
-    </w:p>
-    <w:p>
-      <w:pPr>
-        <w:pStyle w:val="Heading4"/>
-      </w:pPr>
-      <w:r>
-        <w:rPr>
-          <w:lang w:val="zh_CN" w:bidi="zh_CN"/>
-        </w:rPr>
-        <w:t>Audio Content</w:t>
+        <w:t>会幕</w:t>
+      </w:r>
+      <w:r>
+        <w:rPr>
+          <w:lang w:val="zh_CN" w:bidi="zh_CN"/>
+        </w:rPr>
       </w:r>
     </w:p>
     <w:p>
@@ -441,33 +430,18 @@
           <w:lang w:val="zh_CN" w:bidi="zh_CN"/>
         </w:rPr>
       </w:r>
-      <w:hyperlink r:id="rId13">
-        <w:r>
-          <w:rPr>
-            <w:lang w:val="zh_CN" w:bidi="zh_CN"/>
-          </w:rPr>
-          <w:rPr>
-            <w:color w:val="0000EE"/>
-            <w:u w:val="single"/>
-          </w:rPr>
-          <w:t>mp3 file</w:t>
-        </w:r>
-      </w:hyperlink>
-      <w:r>
-        <w:rPr>
-          <w:lang w:val="zh_CN" w:bidi="zh_CN"/>
-        </w:rPr>
-        <w:t xml:space="preserve"> (None KB)</w:t>
-      </w:r>
-      <w:r>
-        <w:rPr>
-          <w:lang w:val="zh_CN" w:bidi="zh_CN"/>
-        </w:rPr>
-      </w:r>
-      <w:r>
-        <w:rPr>
-          <w:lang w:val="zh_CN" w:bidi="zh_CN"/>
-        </w:rPr>
+      <w:r>
+        <w:rPr>
+          <w:b/>
+          <w:lang w:val="zh_CN" w:bidi="zh_CN"/>
+        </w:rPr>
+        <w:t>会幕</w:t>
+      </w:r>
+      <w:r>
+        <w:rPr>
+          <w:lang w:val="zh_CN" w:bidi="zh_CN"/>
+        </w:rPr>
+        <w:t>是以色列人敬拜神的地方。 会幕的另一个名称是"帐幕"，因为这个帐篷是以色列人可以与神相遇的地方。</w:t>
       </w:r>
     </w:p>
     <w:p>
@@ -477,21 +451,59 @@
           <w:lang w:val="zh_CN" w:bidi="zh_CN"/>
         </w:rPr>
       </w:r>
-    </w:p>
-    <w:p>
-      <w:pPr>
-        <w:pStyle w:val="Heading2"/>
-      </w:pPr>
-      <w:r>
-        <w:rPr>
-          <w:lang w:val="zh_CN" w:bidi="zh_CN"/>
-        </w:rPr>
-        <w:t>会幕</w:t>
-      </w:r>
-      <w:r>
-        <w:rPr>
-          <w:lang w:val="zh_CN" w:bidi="zh_CN"/>
-        </w:rPr>
+      <w:r>
+        <w:rPr>
+          <w:lang w:val="zh_CN" w:bidi="zh_CN"/>
+        </w:rPr>
+        <w:t>在耶稣出生前的几千年，神将亚伯拉罕的后裔以色列人从埃及的奴役中解放出来。 以色列人的首领是摩西。 神指示摩西关于以色列人敬拜神的正确方式。 因为神是</w:t>
+      </w:r>
+      <w:r>
+        <w:rPr>
+          <w:lang w:val="zh_CN" w:bidi="zh_CN"/>
+        </w:rPr>
+        <w:t>圣洁的</w:t>
+      </w:r>
+      <w:r>
+        <w:rPr>
+          <w:lang w:val="zh_CN" w:bidi="zh_CN"/>
+        </w:rPr>
+        <w:t>，人是</w:t>
+      </w:r>
+      <w:r>
+        <w:rPr>
+          <w:lang w:val="zh_CN" w:bidi="zh_CN"/>
+        </w:rPr>
+        <w:t>有罪的</w:t>
+      </w:r>
+      <w:r>
+        <w:rPr>
+          <w:lang w:val="zh_CN" w:bidi="zh_CN"/>
+        </w:rPr>
+        <w:t>，所以人不能照著他们本来的样子来到神面前。 神不能容忍罪，任何直接来到神面前的人都会死。 但在那个时候，神使人们有可以通过</w:t>
+      </w:r>
+      <w:r>
+        <w:rPr>
+          <w:lang w:val="zh_CN" w:bidi="zh_CN"/>
+        </w:rPr>
+        <w:t>献祭</w:t>
+      </w:r>
+      <w:r>
+        <w:rPr>
+          <w:lang w:val="zh_CN" w:bidi="zh_CN"/>
+        </w:rPr>
+        <w:t>和其他使人</w:t>
+      </w:r>
+      <w:r>
+        <w:rPr>
+          <w:lang w:val="zh_CN" w:bidi="zh_CN"/>
+        </w:rPr>
+        <w:t>洁净</w:t>
+      </w:r>
+      <w:r>
+        <w:rPr>
+          <w:lang w:val="zh_CN" w:bidi="zh_CN"/>
+        </w:rPr>
+        <w:t>的仪式来到祂面前。 当人们在礼仪上洁净时，这意味着他们在神面前是可以被接受的。</w:t>
       </w:r>
     </w:p>
     <w:p>
@@ -503,16 +515,9 @@
       </w:r>
       <w:r>
         <w:rPr>
-          <w:b/>
-          <w:lang w:val="zh_CN" w:bidi="zh_CN"/>
-        </w:rPr>
-        <w:t>会幕</w:t>
-      </w:r>
-      <w:r>
-        <w:rPr>
-          <w:lang w:val="zh_CN" w:bidi="zh_CN"/>
-        </w:rPr>
-        <w:t>是以色列人敬拜神的地方。 会幕的另一个名称是"帐幕"，因为这个帐篷是以色列人可以与神相遇的地方。</w:t>
+          <w:lang w:val="zh_CN" w:bidi="zh_CN"/>
+        </w:rPr>
+        <w:t>神告诉摩西建造一个特别的帐篷，是人们可以安全地与神相遇的地方。 这就是会幕。 人们用木板制成会幕，木板上覆盖着金子。 在建筑物的顶部，他们放置了漂亮的布料。 每当百姓开始他们的旅途时，他们都会把会幕拆开，并将会幕的部分揹在肩上。 当他们到达下一个地方时，他们再次把它组装在一起。</w:t>
       </w:r>
     </w:p>
     <w:p>
@@ -526,55 +531,13 @@
         <w:rPr>
           <w:lang w:val="zh_CN" w:bidi="zh_CN"/>
         </w:rPr>
-        <w:t>在耶稣出生前的几千年，神将亚伯拉罕的后裔以色列人从埃及的奴役中解放出来。 以色列人的首领是摩西。 神指示摩西关于以色列人敬拜神的正确方式。 因为神是</w:t>
-      </w:r>
-      <w:r>
-        <w:rPr>
-          <w:lang w:val="zh_CN" w:bidi="zh_CN"/>
-        </w:rPr>
-        <w:t>圣洁的</w:t>
-      </w:r>
-      <w:r>
-        <w:rPr>
-          <w:lang w:val="zh_CN" w:bidi="zh_CN"/>
-        </w:rPr>
-        <w:t>，人是</w:t>
-      </w:r>
-      <w:r>
-        <w:rPr>
-          <w:lang w:val="zh_CN" w:bidi="zh_CN"/>
-        </w:rPr>
-        <w:t>有罪的</w:t>
-      </w:r>
-      <w:r>
-        <w:rPr>
-          <w:lang w:val="zh_CN" w:bidi="zh_CN"/>
-        </w:rPr>
-        <w:t>，所以人不能照著他们本来的样子来到神面前。 神不能容忍罪，任何直接来到神面前的人都会死。 但在那个时候，神使人们有可以通过</w:t>
-      </w:r>
-      <w:r>
-        <w:rPr>
-          <w:lang w:val="zh_CN" w:bidi="zh_CN"/>
-        </w:rPr>
-        <w:t>献祭</w:t>
-      </w:r>
-      <w:r>
-        <w:rPr>
-          <w:lang w:val="zh_CN" w:bidi="zh_CN"/>
-        </w:rPr>
-        <w:t>和其他使人</w:t>
-      </w:r>
-      <w:r>
-        <w:rPr>
-          <w:lang w:val="zh_CN" w:bidi="zh_CN"/>
-        </w:rPr>
-        <w:t>洁净</w:t>
-      </w:r>
-      <w:r>
-        <w:rPr>
-          <w:lang w:val="zh_CN" w:bidi="zh_CN"/>
-        </w:rPr>
-        <w:t>的仪式来到祂面前。 当人们在礼仪上洁净时，这意味着他们在神面前是可以被接受的。</w:t>
+        <w:t>祭司</w:t>
+      </w:r>
+      <w:r>
+        <w:rPr>
+          <w:lang w:val="zh_CN" w:bidi="zh_CN"/>
+        </w:rPr>
+        <w:t xml:space="preserve">是在会幕中工作的特别的人。 他们使人们可以来到神面前，并继续与神保持良好的关系。 祭司通过代表百姓献祭，并教导人们如何生活来做到这一点。 </w:t>
       </w:r>
     </w:p>
     <w:p>
@@ -588,7 +551,7 @@
         <w:rPr>
           <w:lang w:val="zh_CN" w:bidi="zh_CN"/>
         </w:rPr>
-        <w:t>神告诉摩西建造一个特别的帐篷，是人们可以安全地与神相遇的地方。 这就是会幕。 人们用木板制成会幕，木板上覆盖着金子。 在建筑物的顶部，他们放置了漂亮的布料。 每当百姓开始他们的旅途时，他们都会把会幕拆开，并将会幕的部分揹在肩上。 当他们到达下一个地方时，他们再次把它组装在一起。</w:t>
+        <w:t>会幕前有一个院子。 院子里有一个祭坛，是祭司向神献祭的地方。</w:t>
       </w:r>
     </w:p>
     <w:p>
@@ -602,13 +565,43 @@
         <w:rPr>
           <w:lang w:val="zh_CN" w:bidi="zh_CN"/>
         </w:rPr>
-        <w:t>祭司</w:t>
-      </w:r>
-      <w:r>
-        <w:rPr>
-          <w:lang w:val="zh_CN" w:bidi="zh_CN"/>
-        </w:rPr>
-        <w:t xml:space="preserve">是在会幕中工作的特别的人。 他们使人们可以来到神面前，并继续与神保持良好的关系。 祭司通过代表百姓献祭，并教导人们如何生活来做到这一点。 </w:t>
+        <w:t>会幕本身被分成两部分。 第一部分被称为"圣所"。 只有祭司才能进入那个地方。 这个地方里有一张桌子，放着12个饼，祭司每周更换；一盏</w:t>
+      </w:r>
+      <w:r>
+        <w:rPr>
+          <w:lang w:val="zh_CN" w:bidi="zh_CN"/>
+        </w:rPr>
+        <w:t>油灯</w:t>
+      </w:r>
+      <w:r>
+        <w:rPr>
+          <w:lang w:val="zh_CN" w:bidi="zh_CN"/>
+        </w:rPr>
+        <w:t>始终燃烧著，还有一座小祭坛，祭司在其上燃烧带香味的香料。 所有这些物品都是具有更大意义的象征或图象。 祭司吃饼，可能象征著与神一起吃饭；这表明了人们可以与神保持良好的关系。 在圣经中，油通常是</w:t>
+      </w:r>
+      <w:r>
+        <w:rPr>
+          <w:lang w:val="zh_CN" w:bidi="zh_CN"/>
+        </w:rPr>
+        <w:t>圣灵</w:t>
+      </w:r>
+      <w:r>
+        <w:rPr>
+          <w:lang w:val="zh_CN" w:bidi="zh_CN"/>
+        </w:rPr>
+        <w:t>和神大能的象征。 因此，油灯象征著神与百姓同在。 香气中的香料象征著人们向神献上的</w:t>
+      </w:r>
+      <w:r>
+        <w:rPr>
+          <w:lang w:val="zh_CN" w:bidi="zh_CN"/>
+        </w:rPr>
+        <w:t>祷告</w:t>
+      </w:r>
+      <w:r>
+        <w:rPr>
+          <w:lang w:val="zh_CN" w:bidi="zh_CN"/>
+        </w:rPr>
+        <w:t>。</w:t>
       </w:r>
     </w:p>
     <w:p>
@@ -622,7 +615,19 @@
         <w:rPr>
           <w:lang w:val="zh_CN" w:bidi="zh_CN"/>
         </w:rPr>
-        <w:t>会幕前有一个院子。 院子里有一个祭坛，是祭司向神献祭的地方。</w:t>
+        <w:t>圣所的尽头挂着一层沉重的幔子。 这幅帐幕的后面是"至圣所"。 这个最神圣的地方内有约柜。 这是一个木箱，内外完全被金子覆盖。 箱子顶部有两个长着翅膀的受造物，代表一种特别的</w:t>
+      </w:r>
+      <w:r>
+        <w:rPr>
+          <w:lang w:val="zh_CN" w:bidi="zh_CN"/>
+        </w:rPr>
+        <w:t>天使</w:t>
+      </w:r>
+      <w:r>
+        <w:rPr>
+          <w:lang w:val="zh_CN" w:bidi="zh_CN"/>
+        </w:rPr>
+        <w:t>。 这个箱子象征著神的宝座。</w:t>
       </w:r>
     </w:p>
     <w:p>
@@ -636,43 +641,19 @@
         <w:rPr>
           <w:lang w:val="zh_CN" w:bidi="zh_CN"/>
         </w:rPr>
-        <w:t>会幕本身被分成两部分。 第一部分被称为"圣所"。 只有祭司才能进入那个地方。 这个地方里有一张桌子，放着12个饼，祭司每周更换；一盏</w:t>
-      </w:r>
-      <w:r>
-        <w:rPr>
-          <w:lang w:val="zh_CN" w:bidi="zh_CN"/>
-        </w:rPr>
-        <w:t>油灯</w:t>
-      </w:r>
-      <w:r>
-        <w:rPr>
-          <w:lang w:val="zh_CN" w:bidi="zh_CN"/>
-        </w:rPr>
-        <w:t>始终燃烧著，还有一座小祭坛，祭司在其上燃烧带香味的香料。 所有这些物品都是具有更大意义的象征或图象。 祭司吃饼，可能象征著与神一起吃饭；这表明了人们可以与神保持良好的关系。 在圣经中，油通常是</w:t>
-      </w:r>
-      <w:r>
-        <w:rPr>
-          <w:lang w:val="zh_CN" w:bidi="zh_CN"/>
-        </w:rPr>
-        <w:t>圣灵</w:t>
-      </w:r>
-      <w:r>
-        <w:rPr>
-          <w:lang w:val="zh_CN" w:bidi="zh_CN"/>
-        </w:rPr>
-        <w:t>和神大能的象征。 因此，油灯象征著神与百姓同在。 香气中的香料象征著人们向神献上的</w:t>
-      </w:r>
-      <w:r>
-        <w:rPr>
-          <w:lang w:val="zh_CN" w:bidi="zh_CN"/>
-        </w:rPr>
-        <w:t>祷告</w:t>
-      </w:r>
-      <w:r>
-        <w:rPr>
-          <w:lang w:val="zh_CN" w:bidi="zh_CN"/>
-        </w:rPr>
-        <w:t>。</w:t>
+        <w:t>这是最神圣的地方，因为神自己就在这个地方。 只有大祭司，也就是最重要的祭司，才能进入这个地方，而且他每年只能进入一次。 大祭司在"赎罪日"，即</w:t>
+      </w:r>
+      <w:r>
+        <w:rPr>
+          <w:lang w:val="zh_CN" w:bidi="zh_CN"/>
+        </w:rPr>
+        <w:t>赦免</w:t>
+      </w:r>
+      <w:r>
+        <w:rPr>
+          <w:lang w:val="zh_CN" w:bidi="zh_CN"/>
+        </w:rPr>
+        <w:t>的大日子时进入。 即使以色列人每天都请求神饶恕他们的罪，但每年中有一次，大祭司会为所有的人在过去一年中，在不知情的状况下所犯的所有罪请求饶恕。 人们所犯的罪使会幕不洁净，或不适合事奉神。 大祭司在赎罪日所做的一件事是进入这个最神圣的地方，并将血洒在约柜上。 这象征著圣殿再次被洁净，除去百姓所犯的所有罪。</w:t>
       </w:r>
     </w:p>
     <w:p>
@@ -686,19 +667,29 @@
         <w:rPr>
           <w:lang w:val="zh_CN" w:bidi="zh_CN"/>
         </w:rPr>
-        <w:t>圣所的尽头挂着一层沉重的幔子。 这幅帐幕的后面是"至圣所"。 这个最神圣的地方内有约柜。 这是一个木箱，内外完全被金子覆盖。 箱子顶部有两个长着翅膀的受造物，代表一种特别的</w:t>
-      </w:r>
-      <w:r>
-        <w:rPr>
-          <w:lang w:val="zh_CN" w:bidi="zh_CN"/>
-        </w:rPr>
-        <w:t>天使</w:t>
-      </w:r>
-      <w:r>
-        <w:rPr>
-          <w:lang w:val="zh_CN" w:bidi="zh_CN"/>
-        </w:rPr>
-        <w:t>。 这个箱子象征著神的宝座。</w:t>
+        <w:t>很久以后，当以色列人在这块土地上定居时，他们用一座永久性的建筑，即</w:t>
+      </w:r>
+      <w:r>
+        <w:rPr>
+          <w:lang w:val="zh_CN" w:bidi="zh_CN"/>
+        </w:rPr>
+        <w:t>圣殿</w:t>
+      </w:r>
+      <w:r>
+        <w:rPr>
+          <w:lang w:val="zh_CN" w:bidi="zh_CN"/>
+        </w:rPr>
+        <w:t>来取代了会幕。 圣殿的功能与会幕的功能相同，并且具有相同的结构，有院子，有圣所，有至圣所。</w:t>
+      </w:r>
+      <w:r>
+        <w:rPr>
+          <w:lang w:val="zh_CN" w:bidi="zh_CN"/>
+        </w:rPr>
+      </w:r>
+      <w:r>
+        <w:rPr>
+          <w:lang w:val="zh_CN" w:bidi="zh_CN"/>
+        </w:rPr>
       </w:r>
     </w:p>
     <w:p>
@@ -708,23 +699,21 @@
           <w:lang w:val="zh_CN" w:bidi="zh_CN"/>
         </w:rPr>
       </w:r>
-      <w:r>
-        <w:rPr>
-          <w:lang w:val="zh_CN" w:bidi="zh_CN"/>
-        </w:rPr>
-        <w:t>这是最神圣的地方，因为神自己就在这个地方。 只有大祭司，也就是最重要的祭司，才能进入这个地方，而且他每年只能进入一次。 大祭司在"赎罪日"，即</w:t>
-      </w:r>
-      <w:r>
-        <w:rPr>
-          <w:lang w:val="zh_CN" w:bidi="zh_CN"/>
-        </w:rPr>
-        <w:t>赦免</w:t>
-      </w:r>
-      <w:r>
-        <w:rPr>
-          <w:lang w:val="zh_CN" w:bidi="zh_CN"/>
-        </w:rPr>
-        <w:t>的大日子时进入。 即使以色列人每天都请求神饶恕他们的罪，但每年中有一次，大祭司会为所有的人在过去一年中，在不知情的状况下所犯的所有罪请求饶恕。 人们所犯的罪使会幕不洁净，或不适合事奉神。 大祭司在赎罪日所做的一件事是进入这个最神圣的地方，并将血洒在约柜上。 这象征著圣殿再次被洁净，除去百姓所犯的所有罪。</w:t>
+    </w:p>
+    <w:p>
+      <w:pPr>
+        <w:pStyle w:val="Heading2"/>
+      </w:pPr>
+      <w:r>
+        <w:rPr>
+          <w:lang w:val="zh_CN" w:bidi="zh_CN"/>
+        </w:rPr>
+        <w:t>会堂</w:t>
+      </w:r>
+      <w:r>
+        <w:rPr>
+          <w:lang w:val="zh_CN" w:bidi="zh_CN"/>
+        </w:rPr>
       </w:r>
     </w:p>
     <w:p>
@@ -736,31 +725,46 @@
       </w:r>
       <w:r>
         <w:rPr>
-          <w:lang w:val="zh_CN" w:bidi="zh_CN"/>
-        </w:rPr>
-        <w:t>很久以后，当以色列人在这块土地上定居时，他们用一座永久性的建筑，即</w:t>
-      </w:r>
-      <w:r>
-        <w:rPr>
-          <w:lang w:val="zh_CN" w:bidi="zh_CN"/>
-        </w:rPr>
-        <w:t>圣殿</w:t>
-      </w:r>
-      <w:r>
-        <w:rPr>
-          <w:lang w:val="zh_CN" w:bidi="zh_CN"/>
-        </w:rPr>
-        <w:t>来取代了会幕。 圣殿的功能与会幕的功能相同，并且具有相同的结构，有院子，有圣所，有至圣所。</w:t>
-      </w:r>
-      <w:r>
-        <w:rPr>
-          <w:lang w:val="zh_CN" w:bidi="zh_CN"/>
-        </w:rPr>
-      </w:r>
-      <w:r>
-        <w:rPr>
-          <w:lang w:val="zh_CN" w:bidi="zh_CN"/>
-        </w:rPr>
+          <w:b/>
+          <w:lang w:val="zh_CN" w:bidi="zh_CN"/>
+        </w:rPr>
+        <w:t>会堂</w:t>
+      </w:r>
+      <w:r>
+        <w:rPr>
+          <w:lang w:val="zh_CN" w:bidi="zh_CN"/>
+        </w:rPr>
+        <w:t>是</w:t>
+      </w:r>
+      <w:r>
+        <w:rPr>
+          <w:lang w:val="zh_CN" w:bidi="zh_CN"/>
+        </w:rPr>
+        <w:t>犹太人</w:t>
+      </w:r>
+      <w:r>
+        <w:rPr>
+          <w:lang w:val="zh_CN" w:bidi="zh_CN"/>
+        </w:rPr>
+        <w:t>祷告</w:t>
+      </w:r>
+      <w:r>
+        <w:rPr>
+          <w:lang w:val="zh_CN" w:bidi="zh_CN"/>
+        </w:rPr>
+        <w:t>和学习</w:t>
+      </w:r>
+      <w:r>
+        <w:rPr>
+          <w:lang w:val="zh_CN" w:bidi="zh_CN"/>
+        </w:rPr>
+        <w:t>经文</w:t>
+      </w:r>
+      <w:r>
+        <w:rPr>
+          <w:lang w:val="zh_CN" w:bidi="zh_CN"/>
+        </w:rPr>
+        <w:t>，以及其他形式的讨论和教导的地方。</w:t>
       </w:r>
     </w:p>
     <w:p>
@@ -770,32 +774,59 @@
           <w:lang w:val="zh_CN" w:bidi="zh_CN"/>
         </w:rPr>
       </w:r>
-    </w:p>
-    <w:p>
-      <w:pPr>
-        <w:pStyle w:val="Heading2"/>
-      </w:pPr>
-      <w:r>
-        <w:rPr>
-          <w:lang w:val="zh_CN" w:bidi="zh_CN"/>
-        </w:rPr>
-        <w:t>会幕</w:t>
-      </w:r>
-      <w:r>
-        <w:rPr>
-          <w:lang w:val="zh_CN" w:bidi="zh_CN"/>
-        </w:rPr>
-      </w:r>
-    </w:p>
-    <w:p>
-      <w:pPr>
-        <w:pStyle w:val="Heading4"/>
-      </w:pPr>
-      <w:r>
-        <w:rPr>
-          <w:lang w:val="zh_CN" w:bidi="zh_CN"/>
-        </w:rPr>
-        <w:t>Audio Content</w:t>
+      <w:r>
+        <w:rPr>
+          <w:lang w:val="zh_CN" w:bidi="zh_CN"/>
+        </w:rPr>
+        <w:t>会堂与</w:t>
+      </w:r>
+      <w:r>
+        <w:rPr>
+          <w:lang w:val="zh_CN" w:bidi="zh_CN"/>
+        </w:rPr>
+        <w:t>圣殿</w:t>
+      </w:r>
+      <w:r>
+        <w:rPr>
+          <w:lang w:val="zh_CN" w:bidi="zh_CN"/>
+        </w:rPr>
+        <w:t>不同。 圣殿是人们向神</w:t>
+      </w:r>
+      <w:r>
+        <w:rPr>
+          <w:lang w:val="zh_CN" w:bidi="zh_CN"/>
+        </w:rPr>
+        <w:t>献祭</w:t>
+      </w:r>
+      <w:r>
+        <w:rPr>
+          <w:lang w:val="zh_CN" w:bidi="zh_CN"/>
+        </w:rPr>
+        <w:t>的地方。 人们不会到会堂献祭。 在</w:t>
+      </w:r>
+      <w:r>
+        <w:rPr>
+          <w:lang w:val="zh_CN" w:bidi="zh_CN"/>
+        </w:rPr>
+        <w:t>耶路撒冷</w:t>
+      </w:r>
+      <w:r>
+        <w:rPr>
+          <w:lang w:val="zh_CN" w:bidi="zh_CN"/>
+        </w:rPr>
+        <w:t>只有一座犹太人的圣殿，但是却有许多犹太会堂。 我们在旧约中没有听过会堂，但在新约时代，</w:t>
+      </w:r>
+      <w:r>
+        <w:rPr>
+          <w:lang w:val="zh_CN" w:bidi="zh_CN"/>
+        </w:rPr>
+        <w:t>以色列</w:t>
+      </w:r>
+      <w:r>
+        <w:rPr>
+          <w:lang w:val="zh_CN" w:bidi="zh_CN"/>
+        </w:rPr>
+        <w:t>各地以及犹太人居住的许多其他国家都有会堂。</w:t>
       </w:r>
     </w:p>
     <w:p>
@@ -805,33 +836,23 @@
           <w:lang w:val="zh_CN" w:bidi="zh_CN"/>
         </w:rPr>
       </w:r>
-      <w:hyperlink r:id="rId13">
-        <w:r>
-          <w:rPr>
-            <w:lang w:val="zh_CN" w:bidi="zh_CN"/>
-          </w:rPr>
-          <w:rPr>
-            <w:color w:val="0000EE"/>
-            <w:u w:val="single"/>
-          </w:rPr>
-          <w:t>mp3 file</w:t>
-        </w:r>
-      </w:hyperlink>
-      <w:r>
-        <w:rPr>
-          <w:lang w:val="zh_CN" w:bidi="zh_CN"/>
-        </w:rPr>
-        <w:t xml:space="preserve"> (None KB)</w:t>
-      </w:r>
-      <w:r>
-        <w:rPr>
-          <w:lang w:val="zh_CN" w:bidi="zh_CN"/>
-        </w:rPr>
-      </w:r>
-      <w:r>
-        <w:rPr>
-          <w:lang w:val="zh_CN" w:bidi="zh_CN"/>
-        </w:rPr>
+      <w:r>
+        <w:rPr>
+          <w:lang w:val="zh_CN" w:bidi="zh_CN"/>
+        </w:rPr>
+        <w:t>犹太人在</w:t>
+      </w:r>
+      <w:r>
+        <w:rPr>
+          <w:lang w:val="zh_CN" w:bidi="zh_CN"/>
+        </w:rPr>
+        <w:t>安息日</w:t>
+      </w:r>
+      <w:r>
+        <w:rPr>
+          <w:lang w:val="zh_CN" w:bidi="zh_CN"/>
+        </w:rPr>
+        <w:t>——每周休息日——和特殊的节日都会聚集在犹太会堂。 在聚会期间，他们一起祷告，读圣经，就是我们现在称为旧约的经文，并聆听有关经文的教导。</w:t>
       </w:r>
     </w:p>
     <w:p>
@@ -841,21 +862,11 @@
           <w:lang w:val="zh_CN" w:bidi="zh_CN"/>
         </w:rPr>
       </w:r>
-    </w:p>
-    <w:p>
-      <w:pPr>
-        <w:pStyle w:val="Heading2"/>
-      </w:pPr>
-      <w:r>
-        <w:rPr>
-          <w:lang w:val="zh_CN" w:bidi="zh_CN"/>
-        </w:rPr>
-        <w:t>会堂</w:t>
-      </w:r>
-      <w:r>
-        <w:rPr>
-          <w:lang w:val="zh_CN" w:bidi="zh_CN"/>
-        </w:rPr>
+      <w:r>
+        <w:rPr>
+          <w:lang w:val="zh_CN" w:bidi="zh_CN"/>
+        </w:rPr>
+        <w:t>每个会堂都有一个管会堂的，负责管理建筑物，并确保一切事务都有序进行。 会堂的首领负责邀请人们前来祷告，或读经文，或教导。</w:t>
       </w:r>
     </w:p>
     <w:p>
@@ -867,46 +878,9 @@
       </w:r>
       <w:r>
         <w:rPr>
-          <w:b/>
-          <w:lang w:val="zh_CN" w:bidi="zh_CN"/>
-        </w:rPr>
-        <w:t>会堂</w:t>
-      </w:r>
-      <w:r>
-        <w:rPr>
-          <w:lang w:val="zh_CN" w:bidi="zh_CN"/>
-        </w:rPr>
-        <w:t>是</w:t>
-      </w:r>
-      <w:r>
-        <w:rPr>
-          <w:lang w:val="zh_CN" w:bidi="zh_CN"/>
-        </w:rPr>
-        <w:t>犹太人</w:t>
-      </w:r>
-      <w:r>
-        <w:rPr>
-          <w:lang w:val="zh_CN" w:bidi="zh_CN"/>
-        </w:rPr>
-        <w:t>祷告</w:t>
-      </w:r>
-      <w:r>
-        <w:rPr>
-          <w:lang w:val="zh_CN" w:bidi="zh_CN"/>
-        </w:rPr>
-        <w:t>和学习</w:t>
-      </w:r>
-      <w:r>
-        <w:rPr>
-          <w:lang w:val="zh_CN" w:bidi="zh_CN"/>
-        </w:rPr>
-        <w:t>经文</w:t>
-      </w:r>
-      <w:r>
-        <w:rPr>
-          <w:lang w:val="zh_CN" w:bidi="zh_CN"/>
-        </w:rPr>
-        <w:t>，以及其他形式的讨论和教导的地方。</w:t>
+          <w:lang w:val="zh_CN" w:bidi="zh_CN"/>
+        </w:rPr>
+        <w:t>经文是写在长条卷轴上，用植物的纤维或动物皮制成，被卷起来。 这些卷轴被保存在会堂内的盒子里。 卷轴很珍贵。 一个特别的负责人从盒子中取出一个卷轴，并把它交给要阅读的人。</w:t>
       </w:r>
     </w:p>
     <w:p>
@@ -920,55 +894,7 @@
         <w:rPr>
           <w:lang w:val="zh_CN" w:bidi="zh_CN"/>
         </w:rPr>
-        <w:t>会堂与</w:t>
-      </w:r>
-      <w:r>
-        <w:rPr>
-          <w:lang w:val="zh_CN" w:bidi="zh_CN"/>
-        </w:rPr>
-        <w:t>圣殿</w:t>
-      </w:r>
-      <w:r>
-        <w:rPr>
-          <w:lang w:val="zh_CN" w:bidi="zh_CN"/>
-        </w:rPr>
-        <w:t>不同。 圣殿是人们向神</w:t>
-      </w:r>
-      <w:r>
-        <w:rPr>
-          <w:lang w:val="zh_CN" w:bidi="zh_CN"/>
-        </w:rPr>
-        <w:t>献祭</w:t>
-      </w:r>
-      <w:r>
-        <w:rPr>
-          <w:lang w:val="zh_CN" w:bidi="zh_CN"/>
-        </w:rPr>
-        <w:t>的地方。 人们不会到会堂献祭。 在</w:t>
-      </w:r>
-      <w:r>
-        <w:rPr>
-          <w:lang w:val="zh_CN" w:bidi="zh_CN"/>
-        </w:rPr>
-        <w:t>耶路撒冷</w:t>
-      </w:r>
-      <w:r>
-        <w:rPr>
-          <w:lang w:val="zh_CN" w:bidi="zh_CN"/>
-        </w:rPr>
-        <w:t>只有一座犹太人的圣殿，但是却有许多犹太会堂。 我们在旧约中没有听过会堂，但在新约时代，</w:t>
-      </w:r>
-      <w:r>
-        <w:rPr>
-          <w:lang w:val="zh_CN" w:bidi="zh_CN"/>
-        </w:rPr>
-        <w:t>以色列</w:t>
-      </w:r>
-      <w:r>
-        <w:rPr>
-          <w:lang w:val="zh_CN" w:bidi="zh_CN"/>
-        </w:rPr>
-        <w:t>各地以及犹太人居住的许多其他国家都有会堂。</w:t>
+        <w:t>会堂也被用作儿童的学校，并作为人们讨论社区内问题的聚会场所。</w:t>
       </w:r>
     </w:p>
     <w:p>
@@ -980,21 +906,10 @@
       </w:r>
       <w:r>
         <w:rPr>
-          <w:lang w:val="zh_CN" w:bidi="zh_CN"/>
-        </w:rPr>
-        <w:t>犹太人在</w:t>
-      </w:r>
-      <w:r>
-        <w:rPr>
-          <w:lang w:val="zh_CN" w:bidi="zh_CN"/>
-        </w:rPr>
-        <w:t>安息日</w:t>
-      </w:r>
-      <w:r>
-        <w:rPr>
-          <w:lang w:val="zh_CN" w:bidi="zh_CN"/>
-        </w:rPr>
-        <w:t>——每周休息日——和特殊的节日都会聚集在犹太会堂。 在聚会期间，他们一起祷告，读圣经，就是我们现在称为旧约的经文，并聆听有关经文的教导。</w:t>
+          <w:b/>
+          <w:lang w:val="zh_CN" w:bidi="zh_CN"/>
+        </w:rPr>
+        <w:t>当你翻译"会堂"时，要注意以下几个事项：</w:t>
       </w:r>
     </w:p>
     <w:p>
@@ -1008,63 +923,6 @@
         <w:rPr>
           <w:lang w:val="zh_CN" w:bidi="zh_CN"/>
         </w:rPr>
-        <w:t>每个会堂都有一个管会堂的，负责管理建筑物，并确保一切事务都有序进行。 会堂的首领负责邀请人们前来祷告，或读经文，或教导。</w:t>
-      </w:r>
-    </w:p>
-    <w:p>
-      <w:pPr/>
-      <w:r>
-        <w:rPr>
-          <w:lang w:val="zh_CN" w:bidi="zh_CN"/>
-        </w:rPr>
-      </w:r>
-      <w:r>
-        <w:rPr>
-          <w:lang w:val="zh_CN" w:bidi="zh_CN"/>
-        </w:rPr>
-        <w:t>经文是写在长条卷轴上，用植物的纤维或动物皮制成，被卷起来。 这些卷轴被保存在会堂内的盒子里。 卷轴很珍贵。 一个特别的负责人从盒子中取出一个卷轴，并把它交给要阅读的人。</w:t>
-      </w:r>
-    </w:p>
-    <w:p>
-      <w:pPr/>
-      <w:r>
-        <w:rPr>
-          <w:lang w:val="zh_CN" w:bidi="zh_CN"/>
-        </w:rPr>
-      </w:r>
-      <w:r>
-        <w:rPr>
-          <w:lang w:val="zh_CN" w:bidi="zh_CN"/>
-        </w:rPr>
-        <w:t>会堂也被用作儿童的学校，并作为人们讨论社区内问题的聚会场所。</w:t>
-      </w:r>
-    </w:p>
-    <w:p>
-      <w:pPr/>
-      <w:r>
-        <w:rPr>
-          <w:lang w:val="zh_CN" w:bidi="zh_CN"/>
-        </w:rPr>
-      </w:r>
-      <w:r>
-        <w:rPr>
-          <w:b/>
-          <w:lang w:val="zh_CN" w:bidi="zh_CN"/>
-        </w:rPr>
-        <w:t>当你翻译"会堂"时，要注意以下几个事项：</w:t>
-      </w:r>
-    </w:p>
-    <w:p>
-      <w:pPr/>
-      <w:r>
-        <w:rPr>
-          <w:lang w:val="zh_CN" w:bidi="zh_CN"/>
-        </w:rPr>
-      </w:r>
-      <w:r>
-        <w:rPr>
-          <w:lang w:val="zh_CN" w:bidi="zh_CN"/>
-        </w:rPr>
         <w:t>你不应该使用与</w:t>
       </w:r>
       <w:r>
@@ -1078,77 +936,6 @@
           <w:lang w:val="zh_CN" w:bidi="zh_CN"/>
         </w:rPr>
         <w:t>相同的词。 你也不应该使用与你用来称呼教会建筑相同的词。 你可以使用"犹太人的会堂"或"祷告殿"之类的短语。</w:t>
-      </w:r>
-      <w:r>
-        <w:rPr>
-          <w:lang w:val="zh_CN" w:bidi="zh_CN"/>
-        </w:rPr>
-      </w:r>
-      <w:r>
-        <w:rPr>
-          <w:lang w:val="zh_CN" w:bidi="zh_CN"/>
-        </w:rPr>
-      </w:r>
-    </w:p>
-    <w:p>
-      <w:pPr/>
-      <w:r>
-        <w:rPr>
-          <w:lang w:val="zh_CN" w:bidi="zh_CN"/>
-        </w:rPr>
-      </w:r>
-    </w:p>
-    <w:p>
-      <w:pPr>
-        <w:pStyle w:val="Heading2"/>
-      </w:pPr>
-      <w:r>
-        <w:rPr>
-          <w:lang w:val="zh_CN" w:bidi="zh_CN"/>
-        </w:rPr>
-        <w:t>会堂</w:t>
-      </w:r>
-      <w:r>
-        <w:rPr>
-          <w:lang w:val="zh_CN" w:bidi="zh_CN"/>
-        </w:rPr>
-      </w:r>
-    </w:p>
-    <w:p>
-      <w:pPr>
-        <w:pStyle w:val="Heading4"/>
-      </w:pPr>
-      <w:r>
-        <w:rPr>
-          <w:lang w:val="zh_CN" w:bidi="zh_CN"/>
-        </w:rPr>
-        <w:t>Audio Content</w:t>
-      </w:r>
-    </w:p>
-    <w:p>
-      <w:pPr/>
-      <w:r>
-        <w:rPr>
-          <w:lang w:val="zh_CN" w:bidi="zh_CN"/>
-        </w:rPr>
-      </w:r>
-      <w:hyperlink r:id="rId13">
-        <w:r>
-          <w:rPr>
-            <w:lang w:val="zh_CN" w:bidi="zh_CN"/>
-          </w:rPr>
-          <w:rPr>
-            <w:color w:val="0000EE"/>
-            <w:u w:val="single"/>
-          </w:rPr>
-          <w:t>mp3 file</w:t>
-        </w:r>
-      </w:hyperlink>
-      <w:r>
-        <w:rPr>
-          <w:lang w:val="zh_CN" w:bidi="zh_CN"/>
-        </w:rPr>
-        <w:t xml:space="preserve"> (None KB)</w:t>
       </w:r>
       <w:r>
         <w:rPr>

--- a/zhs/docx/028.content.docx
+++ b/zhs/docx/028.content.docx
@@ -238,24 +238,36 @@
         </w:rPr>
         <w:t>神告诉百姓，他们必须为他们的</w:t>
       </w:r>
-      <w:r>
-        <w:rPr>
-          <w:lang w:val="zh_CN" w:bidi="zh_CN"/>
-        </w:rPr>
-        <w:t>罪</w:t>
-      </w:r>
+      <w:hyperlink r:id="rId13">
+        <w:r>
+          <w:rPr>
+            <w:lang w:val="zh_CN" w:bidi="zh_CN"/>
+          </w:rPr>
+          <w:rPr>
+            <w:color w:val="0000EE"/>
+            <w:u w:val="single"/>
+          </w:rPr>
+          <w:t>罪</w:t>
+        </w:r>
+      </w:hyperlink>
       <w:r>
         <w:rPr>
           <w:lang w:val="zh_CN" w:bidi="zh_CN"/>
         </w:rPr>
         <w:t>悔改。 当人们悔改时，神会</w:t>
       </w:r>
-      <w:r>
-        <w:rPr>
-          <w:lang w:val="zh_CN" w:bidi="zh_CN"/>
-        </w:rPr>
-        <w:t>赦免</w:t>
-      </w:r>
+      <w:hyperlink r:id="rId14">
+        <w:r>
+          <w:rPr>
+            <w:lang w:val="zh_CN" w:bidi="zh_CN"/>
+          </w:rPr>
+          <w:rPr>
+            <w:color w:val="0000EE"/>
+            <w:u w:val="single"/>
+          </w:rPr>
+          <w:t>赦免</w:t>
+        </w:r>
+      </w:hyperlink>
       <w:r>
         <w:rPr>
           <w:lang w:val="zh_CN" w:bidi="zh_CN"/>
@@ -441,7 +453,25 @@
         <w:rPr>
           <w:lang w:val="zh_CN" w:bidi="zh_CN"/>
         </w:rPr>
-        <w:t>是以色列人敬拜神的地方。 会幕的另一个名称是"帐幕"，因为这个帐篷是以色列人可以与神相遇的地方。</w:t>
+        <w:t>是</w:t>
+      </w:r>
+      <w:hyperlink r:id="rId15">
+        <w:r>
+          <w:rPr>
+            <w:lang w:val="zh_CN" w:bidi="zh_CN"/>
+          </w:rPr>
+          <w:rPr>
+            <w:color w:val="0000EE"/>
+            <w:u w:val="single"/>
+          </w:rPr>
+          <w:t>以色列人</w:t>
+        </w:r>
+      </w:hyperlink>
+      <w:r>
+        <w:rPr>
+          <w:lang w:val="zh_CN" w:bidi="zh_CN"/>
+        </w:rPr>
+        <w:t>敬拜神的地方。 会幕的另一个名称是"帐幕"，因为这个帐篷是以色列人可以与神相遇的地方。</w:t>
       </w:r>
     </w:p>
     <w:p>
@@ -455,50 +485,110 @@
         <w:rPr>
           <w:lang w:val="zh_CN" w:bidi="zh_CN"/>
         </w:rPr>
-        <w:t>在耶稣出生前的几千年，神将亚伯拉罕的后裔以色列人从埃及的奴役中解放出来。 以色列人的首领是摩西。 神指示摩西关于以色列人敬拜神的正确方式。 因为神是</w:t>
-      </w:r>
-      <w:r>
-        <w:rPr>
-          <w:lang w:val="zh_CN" w:bidi="zh_CN"/>
-        </w:rPr>
-        <w:t>圣洁的</w:t>
-      </w:r>
+        <w:t>在耶稣出生前的几千年，神将</w:t>
+      </w:r>
+      <w:hyperlink r:id="rId16">
+        <w:r>
+          <w:rPr>
+            <w:lang w:val="zh_CN" w:bidi="zh_CN"/>
+          </w:rPr>
+          <w:rPr>
+            <w:color w:val="0000EE"/>
+            <w:u w:val="single"/>
+          </w:rPr>
+          <w:t>亚伯拉罕</w:t>
+        </w:r>
+      </w:hyperlink>
+      <w:r>
+        <w:rPr>
+          <w:lang w:val="zh_CN" w:bidi="zh_CN"/>
+        </w:rPr>
+        <w:t>的后裔以色列人从埃及的奴役中解放出来。 以色列人的首领是摩西。 神指示摩西关于以色列人</w:t>
+      </w:r>
+      <w:hyperlink r:id="rId17">
+        <w:r>
+          <w:rPr>
+            <w:lang w:val="zh_CN" w:bidi="zh_CN"/>
+          </w:rPr>
+          <w:rPr>
+            <w:color w:val="0000EE"/>
+            <w:u w:val="single"/>
+          </w:rPr>
+          <w:t>敬拜</w:t>
+        </w:r>
+      </w:hyperlink>
+      <w:r>
+        <w:rPr>
+          <w:lang w:val="zh_CN" w:bidi="zh_CN"/>
+        </w:rPr>
+        <w:t>神的正确方式。 因为神是</w:t>
+      </w:r>
+      <w:hyperlink r:id="rId18">
+        <w:r>
+          <w:rPr>
+            <w:lang w:val="zh_CN" w:bidi="zh_CN"/>
+          </w:rPr>
+          <w:rPr>
+            <w:color w:val="0000EE"/>
+            <w:u w:val="single"/>
+          </w:rPr>
+          <w:t>圣洁的</w:t>
+        </w:r>
+      </w:hyperlink>
       <w:r>
         <w:rPr>
           <w:lang w:val="zh_CN" w:bidi="zh_CN"/>
         </w:rPr>
         <w:t>，人是</w:t>
       </w:r>
-      <w:r>
-        <w:rPr>
-          <w:lang w:val="zh_CN" w:bidi="zh_CN"/>
-        </w:rPr>
-        <w:t>有罪的</w:t>
-      </w:r>
+      <w:hyperlink r:id="rId13">
+        <w:r>
+          <w:rPr>
+            <w:lang w:val="zh_CN" w:bidi="zh_CN"/>
+          </w:rPr>
+          <w:rPr>
+            <w:color w:val="0000EE"/>
+            <w:u w:val="single"/>
+          </w:rPr>
+          <w:t>有罪的</w:t>
+        </w:r>
+      </w:hyperlink>
       <w:r>
         <w:rPr>
           <w:lang w:val="zh_CN" w:bidi="zh_CN"/>
         </w:rPr>
         <w:t>，所以人不能照著他们本来的样子来到神面前。 神不能容忍罪，任何直接来到神面前的人都会死。 但在那个时候，神使人们有可以通过</w:t>
       </w:r>
-      <w:r>
-        <w:rPr>
-          <w:lang w:val="zh_CN" w:bidi="zh_CN"/>
-        </w:rPr>
-        <w:t>献祭</w:t>
-      </w:r>
+      <w:hyperlink r:id="rId19">
+        <w:r>
+          <w:rPr>
+            <w:lang w:val="zh_CN" w:bidi="zh_CN"/>
+          </w:rPr>
+          <w:rPr>
+            <w:color w:val="0000EE"/>
+            <w:u w:val="single"/>
+          </w:rPr>
+          <w:t>献祭</w:t>
+        </w:r>
+      </w:hyperlink>
       <w:r>
         <w:rPr>
           <w:lang w:val="zh_CN" w:bidi="zh_CN"/>
         </w:rPr>
         <w:t>和其他使人</w:t>
       </w:r>
-      <w:r>
-        <w:rPr>
-          <w:lang w:val="zh_CN" w:bidi="zh_CN"/>
-        </w:rPr>
-        <w:t>洁净</w:t>
-      </w:r>
+      <w:hyperlink r:id="rId20">
+        <w:r>
+          <w:rPr>
+            <w:lang w:val="zh_CN" w:bidi="zh_CN"/>
+          </w:rPr>
+          <w:rPr>
+            <w:color w:val="0000EE"/>
+            <w:u w:val="single"/>
+          </w:rPr>
+          <w:t>洁净</w:t>
+        </w:r>
+      </w:hyperlink>
       <w:r>
         <w:rPr>
           <w:lang w:val="zh_CN" w:bidi="zh_CN"/>
@@ -527,12 +617,18 @@
           <w:lang w:val="zh_CN" w:bidi="zh_CN"/>
         </w:rPr>
       </w:r>
-      <w:r>
-        <w:rPr>
-          <w:lang w:val="zh_CN" w:bidi="zh_CN"/>
-        </w:rPr>
-        <w:t>祭司</w:t>
-      </w:r>
+      <w:hyperlink r:id="rId21">
+        <w:r>
+          <w:rPr>
+            <w:lang w:val="zh_CN" w:bidi="zh_CN"/>
+          </w:rPr>
+          <w:rPr>
+            <w:color w:val="0000EE"/>
+            <w:u w:val="single"/>
+          </w:rPr>
+          <w:t>祭司</w:t>
+        </w:r>
+      </w:hyperlink>
       <w:r>
         <w:rPr>
           <w:lang w:val="zh_CN" w:bidi="zh_CN"/>
@@ -551,7 +647,25 @@
         <w:rPr>
           <w:lang w:val="zh_CN" w:bidi="zh_CN"/>
         </w:rPr>
-        <w:t>会幕前有一个院子。 院子里有一个祭坛，是祭司向神献祭的地方。</w:t>
+        <w:t>会幕前有一个院子。 院子里有一个</w:t>
+      </w:r>
+      <w:hyperlink r:id="rId22">
+        <w:r>
+          <w:rPr>
+            <w:lang w:val="zh_CN" w:bidi="zh_CN"/>
+          </w:rPr>
+          <w:rPr>
+            <w:color w:val="0000EE"/>
+            <w:u w:val="single"/>
+          </w:rPr>
+          <w:t>祭坛</w:t>
+        </w:r>
+      </w:hyperlink>
+      <w:r>
+        <w:rPr>
+          <w:lang w:val="zh_CN" w:bidi="zh_CN"/>
+        </w:rPr>
+        <w:t>，是祭司向神献祭的地方。</w:t>
       </w:r>
     </w:p>
     <w:p>
@@ -567,36 +681,54 @@
         </w:rPr>
         <w:t>会幕本身被分成两部分。 第一部分被称为"圣所"。 只有祭司才能进入那个地方。 这个地方里有一张桌子，放着12个饼，祭司每周更换；一盏</w:t>
       </w:r>
-      <w:r>
-        <w:rPr>
-          <w:lang w:val="zh_CN" w:bidi="zh_CN"/>
-        </w:rPr>
-        <w:t>油灯</w:t>
-      </w:r>
+      <w:hyperlink r:id="rId23">
+        <w:r>
+          <w:rPr>
+            <w:lang w:val="zh_CN" w:bidi="zh_CN"/>
+          </w:rPr>
+          <w:rPr>
+            <w:color w:val="0000EE"/>
+            <w:u w:val="single"/>
+          </w:rPr>
+          <w:t>油灯</w:t>
+        </w:r>
+      </w:hyperlink>
       <w:r>
         <w:rPr>
           <w:lang w:val="zh_CN" w:bidi="zh_CN"/>
         </w:rPr>
         <w:t>始终燃烧著，还有一座小祭坛，祭司在其上燃烧带香味的香料。 所有这些物品都是具有更大意义的象征或图象。 祭司吃饼，可能象征著与神一起吃饭；这表明了人们可以与神保持良好的关系。 在圣经中，油通常是</w:t>
       </w:r>
-      <w:r>
-        <w:rPr>
-          <w:lang w:val="zh_CN" w:bidi="zh_CN"/>
-        </w:rPr>
-        <w:t>圣灵</w:t>
-      </w:r>
+      <w:hyperlink r:id="rId24">
+        <w:r>
+          <w:rPr>
+            <w:lang w:val="zh_CN" w:bidi="zh_CN"/>
+          </w:rPr>
+          <w:rPr>
+            <w:color w:val="0000EE"/>
+            <w:u w:val="single"/>
+          </w:rPr>
+          <w:t>圣灵</w:t>
+        </w:r>
+      </w:hyperlink>
       <w:r>
         <w:rPr>
           <w:lang w:val="zh_CN" w:bidi="zh_CN"/>
         </w:rPr>
         <w:t>和神大能的象征。 因此，油灯象征著神与百姓同在。 香气中的香料象征著人们向神献上的</w:t>
       </w:r>
-      <w:r>
-        <w:rPr>
-          <w:lang w:val="zh_CN" w:bidi="zh_CN"/>
-        </w:rPr>
-        <w:t>祷告</w:t>
-      </w:r>
+      <w:hyperlink r:id="rId25">
+        <w:r>
+          <w:rPr>
+            <w:lang w:val="zh_CN" w:bidi="zh_CN"/>
+          </w:rPr>
+          <w:rPr>
+            <w:color w:val="0000EE"/>
+            <w:u w:val="single"/>
+          </w:rPr>
+          <w:t>祷告</w:t>
+        </w:r>
+      </w:hyperlink>
       <w:r>
         <w:rPr>
           <w:lang w:val="zh_CN" w:bidi="zh_CN"/>
@@ -617,12 +749,18 @@
         </w:rPr>
         <w:t>圣所的尽头挂着一层沉重的幔子。 这幅帐幕的后面是"至圣所"。 这个最神圣的地方内有约柜。 这是一个木箱，内外完全被金子覆盖。 箱子顶部有两个长着翅膀的受造物，代表一种特别的</w:t>
       </w:r>
-      <w:r>
-        <w:rPr>
-          <w:lang w:val="zh_CN" w:bidi="zh_CN"/>
-        </w:rPr>
-        <w:t>天使</w:t>
-      </w:r>
+      <w:hyperlink r:id="rId26">
+        <w:r>
+          <w:rPr>
+            <w:lang w:val="zh_CN" w:bidi="zh_CN"/>
+          </w:rPr>
+          <w:rPr>
+            <w:color w:val="0000EE"/>
+            <w:u w:val="single"/>
+          </w:rPr>
+          <w:t>天使</w:t>
+        </w:r>
+      </w:hyperlink>
       <w:r>
         <w:rPr>
           <w:lang w:val="zh_CN" w:bidi="zh_CN"/>
@@ -641,14 +779,38 @@
         <w:rPr>
           <w:lang w:val="zh_CN" w:bidi="zh_CN"/>
         </w:rPr>
-        <w:t>这是最神圣的地方，因为神自己就在这个地方。 只有大祭司，也就是最重要的祭司，才能进入这个地方，而且他每年只能进入一次。 大祭司在"赎罪日"，即</w:t>
-      </w:r>
-      <w:r>
-        <w:rPr>
-          <w:lang w:val="zh_CN" w:bidi="zh_CN"/>
-        </w:rPr>
-        <w:t>赦免</w:t>
-      </w:r>
+        <w:t>这是最神圣的地方，因为神自己就在这个地方。 只有</w:t>
+      </w:r>
+      <w:hyperlink r:id="rId27">
+        <w:r>
+          <w:rPr>
+            <w:lang w:val="zh_CN" w:bidi="zh_CN"/>
+          </w:rPr>
+          <w:rPr>
+            <w:color w:val="0000EE"/>
+            <w:u w:val="single"/>
+          </w:rPr>
+          <w:t>大祭司</w:t>
+        </w:r>
+      </w:hyperlink>
+      <w:r>
+        <w:rPr>
+          <w:lang w:val="zh_CN" w:bidi="zh_CN"/>
+        </w:rPr>
+        <w:t>，也就是最重要的祭司，才能进入这个地方，而且他每年只能进入一次。 大祭司在"赎罪日"，即</w:t>
+      </w:r>
+      <w:hyperlink r:id="rId14">
+        <w:r>
+          <w:rPr>
+            <w:lang w:val="zh_CN" w:bidi="zh_CN"/>
+          </w:rPr>
+          <w:rPr>
+            <w:color w:val="0000EE"/>
+            <w:u w:val="single"/>
+          </w:rPr>
+          <w:t>赦免</w:t>
+        </w:r>
+      </w:hyperlink>
       <w:r>
         <w:rPr>
           <w:lang w:val="zh_CN" w:bidi="zh_CN"/>
@@ -669,12 +831,18 @@
         </w:rPr>
         <w:t>很久以后，当以色列人在这块土地上定居时，他们用一座永久性的建筑，即</w:t>
       </w:r>
-      <w:r>
-        <w:rPr>
-          <w:lang w:val="zh_CN" w:bidi="zh_CN"/>
-        </w:rPr>
-        <w:t>圣殿</w:t>
-      </w:r>
+      <w:hyperlink r:id="rId28">
+        <w:r>
+          <w:rPr>
+            <w:lang w:val="zh_CN" w:bidi="zh_CN"/>
+          </w:rPr>
+          <w:rPr>
+            <w:color w:val="0000EE"/>
+            <w:u w:val="single"/>
+          </w:rPr>
+          <w:t>圣殿</w:t>
+        </w:r>
+      </w:hyperlink>
       <w:r>
         <w:rPr>
           <w:lang w:val="zh_CN" w:bidi="zh_CN"/>
@@ -736,30 +904,48 @@
         </w:rPr>
         <w:t>是</w:t>
       </w:r>
-      <w:r>
-        <w:rPr>
-          <w:lang w:val="zh_CN" w:bidi="zh_CN"/>
-        </w:rPr>
-        <w:t>犹太人</w:t>
-      </w:r>
-      <w:r>
-        <w:rPr>
-          <w:lang w:val="zh_CN" w:bidi="zh_CN"/>
-        </w:rPr>
-        <w:t>祷告</w:t>
-      </w:r>
+      <w:hyperlink r:id="rId29">
+        <w:r>
+          <w:rPr>
+            <w:lang w:val="zh_CN" w:bidi="zh_CN"/>
+          </w:rPr>
+          <w:rPr>
+            <w:color w:val="0000EE"/>
+            <w:u w:val="single"/>
+          </w:rPr>
+          <w:t>犹太人</w:t>
+        </w:r>
+      </w:hyperlink>
+      <w:hyperlink r:id="rId25">
+        <w:r>
+          <w:rPr>
+            <w:lang w:val="zh_CN" w:bidi="zh_CN"/>
+          </w:rPr>
+          <w:rPr>
+            <w:color w:val="0000EE"/>
+            <w:u w:val="single"/>
+          </w:rPr>
+          <w:t>祷告</w:t>
+        </w:r>
+      </w:hyperlink>
       <w:r>
         <w:rPr>
           <w:lang w:val="zh_CN" w:bidi="zh_CN"/>
         </w:rPr>
         <w:t>和学习</w:t>
       </w:r>
-      <w:r>
-        <w:rPr>
-          <w:lang w:val="zh_CN" w:bidi="zh_CN"/>
-        </w:rPr>
-        <w:t>经文</w:t>
-      </w:r>
+      <w:hyperlink r:id="rId30">
+        <w:r>
+          <w:rPr>
+            <w:lang w:val="zh_CN" w:bidi="zh_CN"/>
+          </w:rPr>
+          <w:rPr>
+            <w:color w:val="0000EE"/>
+            <w:u w:val="single"/>
+          </w:rPr>
+          <w:t>经文</w:t>
+        </w:r>
+      </w:hyperlink>
       <w:r>
         <w:rPr>
           <w:lang w:val="zh_CN" w:bidi="zh_CN"/>
@@ -780,48 +966,72 @@
         </w:rPr>
         <w:t>会堂与</w:t>
       </w:r>
-      <w:r>
-        <w:rPr>
-          <w:lang w:val="zh_CN" w:bidi="zh_CN"/>
-        </w:rPr>
-        <w:t>圣殿</w:t>
-      </w:r>
+      <w:hyperlink r:id="rId28">
+        <w:r>
+          <w:rPr>
+            <w:lang w:val="zh_CN" w:bidi="zh_CN"/>
+          </w:rPr>
+          <w:rPr>
+            <w:color w:val="0000EE"/>
+            <w:u w:val="single"/>
+          </w:rPr>
+          <w:t>圣殿</w:t>
+        </w:r>
+      </w:hyperlink>
       <w:r>
         <w:rPr>
           <w:lang w:val="zh_CN" w:bidi="zh_CN"/>
         </w:rPr>
         <w:t>不同。 圣殿是人们向神</w:t>
       </w:r>
-      <w:r>
-        <w:rPr>
-          <w:lang w:val="zh_CN" w:bidi="zh_CN"/>
-        </w:rPr>
-        <w:t>献祭</w:t>
-      </w:r>
+      <w:hyperlink r:id="rId19">
+        <w:r>
+          <w:rPr>
+            <w:lang w:val="zh_CN" w:bidi="zh_CN"/>
+          </w:rPr>
+          <w:rPr>
+            <w:color w:val="0000EE"/>
+            <w:u w:val="single"/>
+          </w:rPr>
+          <w:t>献祭</w:t>
+        </w:r>
+      </w:hyperlink>
       <w:r>
         <w:rPr>
           <w:lang w:val="zh_CN" w:bidi="zh_CN"/>
         </w:rPr>
         <w:t>的地方。 人们不会到会堂献祭。 在</w:t>
       </w:r>
-      <w:r>
-        <w:rPr>
-          <w:lang w:val="zh_CN" w:bidi="zh_CN"/>
-        </w:rPr>
-        <w:t>耶路撒冷</w:t>
-      </w:r>
+      <w:hyperlink r:id="rId31">
+        <w:r>
+          <w:rPr>
+            <w:lang w:val="zh_CN" w:bidi="zh_CN"/>
+          </w:rPr>
+          <w:rPr>
+            <w:color w:val="0000EE"/>
+            <w:u w:val="single"/>
+          </w:rPr>
+          <w:t>耶路撒冷</w:t>
+        </w:r>
+      </w:hyperlink>
       <w:r>
         <w:rPr>
           <w:lang w:val="zh_CN" w:bidi="zh_CN"/>
         </w:rPr>
         <w:t>只有一座犹太人的圣殿，但是却有许多犹太会堂。 我们在旧约中没有听过会堂，但在新约时代，</w:t>
       </w:r>
-      <w:r>
-        <w:rPr>
-          <w:lang w:val="zh_CN" w:bidi="zh_CN"/>
-        </w:rPr>
-        <w:t>以色列</w:t>
-      </w:r>
+      <w:hyperlink r:id="rId32">
+        <w:r>
+          <w:rPr>
+            <w:lang w:val="zh_CN" w:bidi="zh_CN"/>
+          </w:rPr>
+          <w:rPr>
+            <w:color w:val="0000EE"/>
+            <w:u w:val="single"/>
+          </w:rPr>
+          <w:t>以色列</w:t>
+        </w:r>
+      </w:hyperlink>
       <w:r>
         <w:rPr>
           <w:lang w:val="zh_CN" w:bidi="zh_CN"/>
@@ -842,12 +1052,18 @@
         </w:rPr>
         <w:t>犹太人在</w:t>
       </w:r>
-      <w:r>
-        <w:rPr>
-          <w:lang w:val="zh_CN" w:bidi="zh_CN"/>
-        </w:rPr>
-        <w:t>安息日</w:t>
-      </w:r>
+      <w:hyperlink r:id="rId33">
+        <w:r>
+          <w:rPr>
+            <w:lang w:val="zh_CN" w:bidi="zh_CN"/>
+          </w:rPr>
+          <w:rPr>
+            <w:color w:val="0000EE"/>
+            <w:u w:val="single"/>
+          </w:rPr>
+          <w:t>安息日</w:t>
+        </w:r>
+      </w:hyperlink>
       <w:r>
         <w:rPr>
           <w:lang w:val="zh_CN" w:bidi="zh_CN"/>
@@ -925,17 +1141,41 @@
         </w:rPr>
         <w:t>你不应该使用与</w:t>
       </w:r>
-      <w:r>
-        <w:rPr>
-          <w:lang w:val="zh_CN" w:bidi="zh_CN"/>
-        </w:rPr>
-        <w:t>圣殿</w:t>
-      </w:r>
-      <w:r>
-        <w:rPr>
-          <w:lang w:val="zh_CN" w:bidi="zh_CN"/>
-        </w:rPr>
-        <w:t>相同的词。 你也不应该使用与你用来称呼教会建筑相同的词。 你可以使用"犹太人的会堂"或"祷告殿"之类的短语。</w:t>
+      <w:hyperlink r:id="rId28">
+        <w:r>
+          <w:rPr>
+            <w:lang w:val="zh_CN" w:bidi="zh_CN"/>
+          </w:rPr>
+          <w:rPr>
+            <w:color w:val="0000EE"/>
+            <w:u w:val="single"/>
+          </w:rPr>
+          <w:t>圣殿</w:t>
+        </w:r>
+      </w:hyperlink>
+      <w:r>
+        <w:rPr>
+          <w:lang w:val="zh_CN" w:bidi="zh_CN"/>
+        </w:rPr>
+        <w:t>相同的词。 你也不应该使用与你用来称呼</w:t>
+      </w:r>
+      <w:hyperlink r:id="rId34">
+        <w:r>
+          <w:rPr>
+            <w:lang w:val="zh_CN" w:bidi="zh_CN"/>
+          </w:rPr>
+          <w:rPr>
+            <w:color w:val="0000EE"/>
+            <w:u w:val="single"/>
+          </w:rPr>
+          <w:t>教会</w:t>
+        </w:r>
+      </w:hyperlink>
+      <w:r>
+        <w:rPr>
+          <w:lang w:val="zh_CN" w:bidi="zh_CN"/>
+        </w:rPr>
+        <w:t>建筑相同的词。 你可以使用"犹太人的会堂"或"祷告殿"之类的短语。</w:t>
       </w:r>
       <w:r>
         <w:rPr>
